--- a/tests/docx_verify_output/emdash_sample.docx
+++ b/tests/docx_verify_output/emdash_sample.docx
@@ -91,8 +91,8 @@
       </w:pPr>
     </w:p>
     <w:sectPr>
-      <w:headerReference xmlns:r="http://schemas.openxmlformats.org/officeDocument/2006/relationships" w:type="default" r:id="R11ca7bed16d94df3"/>
-      <w:footerReference xmlns:r="http://schemas.openxmlformats.org/officeDocument/2006/relationships" w:type="default" r:id="R522e0b38f16f4b9b"/>
+      <w:headerReference xmlns:r="http://schemas.openxmlformats.org/officeDocument/2006/relationships" w:type="default" r:id="R888d828b653b4e63"/>
+      <w:footerReference xmlns:r="http://schemas.openxmlformats.org/officeDocument/2006/relationships" w:type="default" r:id="Re9e0d723a7f4479c"/>
       <w:pgSz w:w="11906" w:h="16838"/>
       <w:pgMar w:top="1440" w:right="1440" w:bottom="1440" w:left="1440" w:header="576" w:footer="576" w:gutter="0"/>
       <w:pgBorders w:display="allPages" w:offsetFrom="page">
@@ -493,5 +493,26 @@
       <w:u w:val="single"/>
     </w:rPr>
   </w:style>
+  <w:style w:type="paragraph" w:styleId="TOC1">
+    <w:name w:val="toc 1"/>
+    <w:basedOn w:val="Normal"/>
+    <w:rPr>
+      <w:color w:val="1b1f23"/>
+    </w:rPr>
+  </w:style>
+  <w:style w:type="paragraph" w:styleId="TOC2">
+    <w:name w:val="toc 2"/>
+    <w:basedOn w:val="Normal"/>
+    <w:rPr>
+      <w:color w:val="1b1f23"/>
+    </w:rPr>
+  </w:style>
+  <w:style w:type="paragraph" w:styleId="TOC3">
+    <w:name w:val="toc 3"/>
+    <w:basedOn w:val="Normal"/>
+    <w:rPr>
+      <w:color w:val="1b1f23"/>
+    </w:rPr>
+  </w:style>
 </w:styles>
 </file>
--- a/tests/docx_verify_output/emdash_sample.docx
+++ b/tests/docx_verify_output/emdash_sample.docx
@@ -91,8 +91,8 @@
       </w:pPr>
     </w:p>
     <w:sectPr>
-      <w:headerReference xmlns:r="http://schemas.openxmlformats.org/officeDocument/2006/relationships" w:type="default" r:id="R888d828b653b4e63"/>
-      <w:footerReference xmlns:r="http://schemas.openxmlformats.org/officeDocument/2006/relationships" w:type="default" r:id="Re9e0d723a7f4479c"/>
+      <w:headerReference xmlns:r="http://schemas.openxmlformats.org/officeDocument/2006/relationships" w:type="default" r:id="R82e3a492813a421a"/>
+      <w:footerReference xmlns:r="http://schemas.openxmlformats.org/officeDocument/2006/relationships" w:type="default" r:id="R0042d7ba64d74010"/>
       <w:pgSz w:w="11906" w:h="16838"/>
       <w:pgMar w:top="1440" w:right="1440" w:bottom="1440" w:left="1440" w:header="576" w:footer="576" w:gutter="0"/>
       <w:pgBorders w:display="allPages" w:offsetFrom="page">

--- a/tests/docx_verify_output/emdash_sample.docx
+++ b/tests/docx_verify_output/emdash_sample.docx
@@ -91,8 +91,8 @@
       </w:pPr>
     </w:p>
     <w:sectPr>
-      <w:headerReference xmlns:r="http://schemas.openxmlformats.org/officeDocument/2006/relationships" w:type="default" r:id="R82e3a492813a421a"/>
-      <w:footerReference xmlns:r="http://schemas.openxmlformats.org/officeDocument/2006/relationships" w:type="default" r:id="R0042d7ba64d74010"/>
+      <w:headerReference xmlns:r="http://schemas.openxmlformats.org/officeDocument/2006/relationships" w:type="default" r:id="Rb4786da0d9ce40ca"/>
+      <w:footerReference xmlns:r="http://schemas.openxmlformats.org/officeDocument/2006/relationships" w:type="default" r:id="Rf4cf5b52ef064f97"/>
       <w:pgSz w:w="11906" w:h="16838"/>
       <w:pgMar w:top="1440" w:right="1440" w:bottom="1440" w:left="1440" w:header="576" w:footer="576" w:gutter="0"/>
       <w:pgBorders w:display="allPages" w:offsetFrom="page">

--- a/tests/docx_verify_output/emdash_sample.docx
+++ b/tests/docx_verify_output/emdash_sample.docx
@@ -91,8 +91,8 @@
       </w:pPr>
     </w:p>
     <w:sectPr>
-      <w:headerReference xmlns:r="http://schemas.openxmlformats.org/officeDocument/2006/relationships" w:type="default" r:id="Rb4786da0d9ce40ca"/>
-      <w:footerReference xmlns:r="http://schemas.openxmlformats.org/officeDocument/2006/relationships" w:type="default" r:id="Rf4cf5b52ef064f97"/>
+      <w:headerReference xmlns:r="http://schemas.openxmlformats.org/officeDocument/2006/relationships" w:type="default" r:id="R947d023ce37e40f2"/>
+      <w:footerReference xmlns:r="http://schemas.openxmlformats.org/officeDocument/2006/relationships" w:type="default" r:id="R98799caf5eaf4e90"/>
       <w:pgSz w:w="11906" w:h="16838"/>
       <w:pgMar w:top="1440" w:right="1440" w:bottom="1440" w:left="1440" w:header="576" w:footer="576" w:gutter="0"/>
       <w:pgBorders w:display="allPages" w:offsetFrom="page">

--- a/tests/docx_verify_output/emdash_sample.docx
+++ b/tests/docx_verify_output/emdash_sample.docx
@@ -91,8 +91,8 @@
       </w:pPr>
     </w:p>
     <w:sectPr>
-      <w:headerReference xmlns:r="http://schemas.openxmlformats.org/officeDocument/2006/relationships" w:type="default" r:id="R947d023ce37e40f2"/>
-      <w:footerReference xmlns:r="http://schemas.openxmlformats.org/officeDocument/2006/relationships" w:type="default" r:id="R98799caf5eaf4e90"/>
+      <w:headerReference xmlns:r="http://schemas.openxmlformats.org/officeDocument/2006/relationships" w:type="default" r:id="R1d3201b8c6224f48"/>
+      <w:footerReference xmlns:r="http://schemas.openxmlformats.org/officeDocument/2006/relationships" w:type="default" r:id="Rd2f6bfb3f5e04d81"/>
       <w:pgSz w:w="11906" w:h="16838"/>
       <w:pgMar w:top="1440" w:right="1440" w:bottom="1440" w:left="1440" w:header="576" w:footer="576" w:gutter="0"/>
       <w:pgBorders w:display="allPages" w:offsetFrom="page">

--- a/tests/docx_verify_output/emdash_sample.docx
+++ b/tests/docx_verify_output/emdash_sample.docx
@@ -91,8 +91,8 @@
       </w:pPr>
     </w:p>
     <w:sectPr>
-      <w:headerReference xmlns:r="http://schemas.openxmlformats.org/officeDocument/2006/relationships" w:type="default" r:id="R1d3201b8c6224f48"/>
-      <w:footerReference xmlns:r="http://schemas.openxmlformats.org/officeDocument/2006/relationships" w:type="default" r:id="Rd2f6bfb3f5e04d81"/>
+      <w:headerReference xmlns:r="http://schemas.openxmlformats.org/officeDocument/2006/relationships" w:type="default" r:id="R03736c0e3e264411"/>
+      <w:footerReference xmlns:r="http://schemas.openxmlformats.org/officeDocument/2006/relationships" w:type="default" r:id="R55a474f2da0d4699"/>
       <w:pgSz w:w="11906" w:h="16838"/>
       <w:pgMar w:top="1440" w:right="1440" w:bottom="1440" w:left="1440" w:header="576" w:footer="576" w:gutter="0"/>
       <w:pgBorders w:display="allPages" w:offsetFrom="page">

--- a/tests/docx_verify_output/emdash_sample.docx
+++ b/tests/docx_verify_output/emdash_sample.docx
@@ -91,8 +91,8 @@
       </w:pPr>
     </w:p>
     <w:sectPr>
-      <w:headerReference xmlns:r="http://schemas.openxmlformats.org/officeDocument/2006/relationships" w:type="default" r:id="R03736c0e3e264411"/>
-      <w:footerReference xmlns:r="http://schemas.openxmlformats.org/officeDocument/2006/relationships" w:type="default" r:id="R55a474f2da0d4699"/>
+      <w:headerReference xmlns:r="http://schemas.openxmlformats.org/officeDocument/2006/relationships" w:type="default" r:id="R969db49ecc634442"/>
+      <w:footerReference xmlns:r="http://schemas.openxmlformats.org/officeDocument/2006/relationships" w:type="default" r:id="R487b2608aba149f7"/>
       <w:pgSz w:w="11906" w:h="16838"/>
       <w:pgMar w:top="1440" w:right="1440" w:bottom="1440" w:left="1440" w:header="576" w:footer="576" w:gutter="0"/>
       <w:pgBorders w:display="allPages" w:offsetFrom="page">

--- a/tests/docx_verify_output/emdash_sample.docx
+++ b/tests/docx_verify_output/emdash_sample.docx
@@ -91,8 +91,8 @@
       </w:pPr>
     </w:p>
     <w:sectPr>
-      <w:headerReference xmlns:r="http://schemas.openxmlformats.org/officeDocument/2006/relationships" w:type="default" r:id="R969db49ecc634442"/>
-      <w:footerReference xmlns:r="http://schemas.openxmlformats.org/officeDocument/2006/relationships" w:type="default" r:id="R487b2608aba149f7"/>
+      <w:headerReference xmlns:r="http://schemas.openxmlformats.org/officeDocument/2006/relationships" w:type="default" r:id="Rfed0a7de89f64fa5"/>
+      <w:footerReference xmlns:r="http://schemas.openxmlformats.org/officeDocument/2006/relationships" w:type="default" r:id="R61c3be526f6d4d3f"/>
       <w:pgSz w:w="11906" w:h="16838"/>
       <w:pgMar w:top="1440" w:right="1440" w:bottom="1440" w:left="1440" w:header="576" w:footer="576" w:gutter="0"/>
       <w:pgBorders w:display="allPages" w:offsetFrom="page">

--- a/tests/docx_verify_output/emdash_sample.docx
+++ b/tests/docx_verify_output/emdash_sample.docx
@@ -91,8 +91,8 @@
       </w:pPr>
     </w:p>
     <w:sectPr>
-      <w:headerReference xmlns:r="http://schemas.openxmlformats.org/officeDocument/2006/relationships" w:type="default" r:id="Rfed0a7de89f64fa5"/>
-      <w:footerReference xmlns:r="http://schemas.openxmlformats.org/officeDocument/2006/relationships" w:type="default" r:id="R61c3be526f6d4d3f"/>
+      <w:headerReference xmlns:r="http://schemas.openxmlformats.org/officeDocument/2006/relationships" w:type="default" r:id="R72fa4f680d9c44e8"/>
+      <w:footerReference xmlns:r="http://schemas.openxmlformats.org/officeDocument/2006/relationships" w:type="default" r:id="Rb87d1e9a9a2c4cec"/>
       <w:pgSz w:w="11906" w:h="16838"/>
       <w:pgMar w:top="1440" w:right="1440" w:bottom="1440" w:left="1440" w:header="576" w:footer="576" w:gutter="0"/>
       <w:pgBorders w:display="allPages" w:offsetFrom="page">

--- a/tests/docx_verify_output/emdash_sample.docx
+++ b/tests/docx_verify_output/emdash_sample.docx
@@ -91,8 +91,8 @@
       </w:pPr>
     </w:p>
     <w:sectPr>
-      <w:headerReference xmlns:r="http://schemas.openxmlformats.org/officeDocument/2006/relationships" w:type="default" r:id="R72fa4f680d9c44e8"/>
-      <w:footerReference xmlns:r="http://schemas.openxmlformats.org/officeDocument/2006/relationships" w:type="default" r:id="Rb87d1e9a9a2c4cec"/>
+      <w:headerReference xmlns:r="http://schemas.openxmlformats.org/officeDocument/2006/relationships" w:type="default" r:id="Re1f1087950334967"/>
+      <w:footerReference xmlns:r="http://schemas.openxmlformats.org/officeDocument/2006/relationships" w:type="default" r:id="Re0fd9b5dea714870"/>
       <w:pgSz w:w="11906" w:h="16838"/>
       <w:pgMar w:top="1440" w:right="1440" w:bottom="1440" w:left="1440" w:header="576" w:footer="576" w:gutter="0"/>
       <w:pgBorders w:display="allPages" w:offsetFrom="page">

--- a/tests/docx_verify_output/emdash_sample.docx
+++ b/tests/docx_verify_output/emdash_sample.docx
@@ -1,17 +1,17 @@
 
 <file path=word/document.xml><?xml version="1.0" encoding="utf-8"?>
-<w:document xmlns:w="http://schemas.openxmlformats.org/wordprocessingml/2006/main">
+<w:document xmlns:w14="http://schemas.microsoft.com/office/word/2010/wordml" xmlns:w15="http://schemas.microsoft.com/office/word/2012/wordml" xmlns:mc="http://schemas.openxmlformats.org/markup-compatibility/2006" xmlns:w="http://schemas.openxmlformats.org/wordprocessingml/2006/main" mc:Ignorable="w14 w15">
   <w:background w:color="FFFFFF"/>
   <w:body>
     <w:p>
       <w:r>
         <w:rPr>
-          <mc:AlternateContent xmlns:mc="http://schemas.openxmlformats.org/markup-compatibility/2006">
+          <mc:AlternateContent>
             <mc:Choice Requires="w14">
-              <w14:ligatures xmlns:w14="http://schemas.microsoft.com/office/word/2010/wordml" w14:val="standardContextual"/>
-              <w14:numForm xmlns:w14="http://schemas.microsoft.com/office/word/2010/wordml" w14:val="oldStyle"/>
-              <w14:numSpacing xmlns:w14="http://schemas.microsoft.com/office/word/2010/wordml" w14:val="proportional"/>
-              <w14:cntxtAlts xmlns:w14="http://schemas.microsoft.com/office/word/2010/wordml"/>
+              <w14:ligatures w14:val="standardContextual"/>
+              <w14:numForm w14:val="oldStyle"/>
+              <w14:numSpacing w14:val="proportional"/>
+              <w14:cntxtAlts/>
             </mc:Choice>
           </mc:AlternateContent>
         </w:rPr>
@@ -21,7 +21,6 @@
     <w:p>
       <w:pPr>
         <w:keepLines/>
-        <w:wordWrap w:val="false"/>
         <w:pBdr>
           <w:top w:val="single" w:color="D1D5DA" w:sz="4" w:space="4"/>
           <w:left w:val="single" w:color="D1D5DA" w:sz="4" w:space="4"/>
@@ -29,10 +28,12 @@
           <w:right w:val="single" w:color="D1D5DA" w:sz="4" w:space="4"/>
         </w:pBdr>
         <w:shd w:val="clear" w:color="auto" w:fill="F6F8FA"/>
+        <w:wordWrap w:val="false"/>
       </w:pPr>
       <w:r>
         <w:rPr>
           <w:rFonts w:ascii="Consolas" w:hAnsi="Consolas"/>
+          <w:noProof/>
           <w:color w:val="0000FF"/>
         </w:rPr>
         <w:t xml:space="preserve">int</w:t>
@@ -40,6 +41,7 @@
       <w:r>
         <w:rPr>
           <w:rFonts w:ascii="Consolas" w:hAnsi="Consolas"/>
+          <w:noProof/>
           <w:color w:val="24292E"/>
         </w:rPr>
         <w:t xml:space="preserve"> x = --y;</w:t>
@@ -48,12 +50,12 @@
     <w:p>
       <w:r>
         <w:rPr>
-          <mc:AlternateContent xmlns:mc="http://schemas.openxmlformats.org/markup-compatibility/2006">
+          <mc:AlternateContent>
             <mc:Choice Requires="w14">
-              <w14:ligatures xmlns:w14="http://schemas.microsoft.com/office/word/2010/wordml" w14:val="standardContextual"/>
-              <w14:numForm xmlns:w14="http://schemas.microsoft.com/office/word/2010/wordml" w14:val="oldStyle"/>
-              <w14:numSpacing xmlns:w14="http://schemas.microsoft.com/office/word/2010/wordml" w14:val="proportional"/>
-              <w14:cntxtAlts xmlns:w14="http://schemas.microsoft.com/office/word/2010/wordml"/>
+              <w14:ligatures w14:val="standardContextual"/>
+              <w14:numForm w14:val="oldStyle"/>
+              <w14:numSpacing w14:val="proportional"/>
+              <w14:cntxtAlts/>
             </mc:Choice>
           </mc:AlternateContent>
         </w:rPr>
@@ -71,12 +73,12 @@
       </w:r>
       <w:r>
         <w:rPr>
-          <mc:AlternateContent xmlns:mc="http://schemas.openxmlformats.org/markup-compatibility/2006">
+          <mc:AlternateContent>
             <mc:Choice Requires="w14">
-              <w14:ligatures xmlns:w14="http://schemas.microsoft.com/office/word/2010/wordml" w14:val="standardContextual"/>
-              <w14:numForm xmlns:w14="http://schemas.microsoft.com/office/word/2010/wordml" w14:val="oldStyle"/>
-              <w14:numSpacing xmlns:w14="http://schemas.microsoft.com/office/word/2010/wordml" w14:val="proportional"/>
-              <w14:cntxtAlts xmlns:w14="http://schemas.microsoft.com/office/word/2010/wordml"/>
+              <w14:ligatures w14:val="standardContextual"/>
+              <w14:numForm w14:val="oldStyle"/>
+              <w14:numSpacing w14:val="proportional"/>
+              <w14:cntxtAlts/>
             </mc:Choice>
           </mc:AlternateContent>
         </w:rPr>
@@ -91,8 +93,8 @@
       </w:pPr>
     </w:p>
     <w:sectPr>
-      <w:headerReference xmlns:r="http://schemas.openxmlformats.org/officeDocument/2006/relationships" w:type="default" r:id="Re1f1087950334967"/>
-      <w:footerReference xmlns:r="http://schemas.openxmlformats.org/officeDocument/2006/relationships" w:type="default" r:id="Re0fd9b5dea714870"/>
+      <w:headerReference xmlns:r="http://schemas.openxmlformats.org/officeDocument/2006/relationships" w:type="default" r:id="R38f4a2ce1e034e7f"/>
+      <w:footerReference xmlns:r="http://schemas.openxmlformats.org/officeDocument/2006/relationships" w:type="default" r:id="R2aeab691c1394039"/>
       <w:pgSz w:w="11906" w:h="16838"/>
       <w:pgMar w:top="1440" w:right="1440" w:bottom="1440" w:left="1440" w:header="576" w:footer="576" w:gutter="0"/>
       <w:pgBorders w:display="allPages" w:offsetFrom="page">
@@ -150,7 +152,7 @@
         <w:color w:val="808080"/>
         <w:sz w:val="16"/>
       </w:rPr>
-      <w:t xml:space="preserve">  Â·  Marksmith</w:t>
+      <w:t xml:space="preserve">  ·  MarkSmith</w:t>
     </w:r>
   </w:p>
 </w:ftr>
@@ -360,7 +362,7 @@
   <w:docDefaults>
     <w:rPrDefault>
       <w:rPr>
-        <w:rFonts w:ascii="Calibri" w:hAnsi="Calibri"/>
+        <w:rFonts w:ascii="Calibri" w:hAnsi="Calibri" w:eastAsia="Calibri" w:cs="Calibri"/>
         <w:color w:val="1b1f23"/>
         <w:kern w:val="16"/>
         <w:sz w:val="22"/>

--- a/tests/docx_verify_output/emdash_sample.docx
+++ b/tests/docx_verify_output/emdash_sample.docx
@@ -93,8 +93,8 @@
       </w:pPr>
     </w:p>
     <w:sectPr>
-      <w:headerReference xmlns:r="http://schemas.openxmlformats.org/officeDocument/2006/relationships" w:type="default" r:id="R38f4a2ce1e034e7f"/>
-      <w:footerReference xmlns:r="http://schemas.openxmlformats.org/officeDocument/2006/relationships" w:type="default" r:id="R2aeab691c1394039"/>
+      <w:headerReference xmlns:r="http://schemas.openxmlformats.org/officeDocument/2006/relationships" w:type="default" r:id="Rbee53250845c4bdd"/>
+      <w:footerReference xmlns:r="http://schemas.openxmlformats.org/officeDocument/2006/relationships" w:type="default" r:id="R5ebdf5e4040b4b8b"/>
       <w:pgSz w:w="11906" w:h="16838"/>
       <w:pgMar w:top="1440" w:right="1440" w:bottom="1440" w:left="1440" w:header="576" w:footer="576" w:gutter="0"/>
       <w:pgBorders w:display="allPages" w:offsetFrom="page">

--- a/tests/docx_verify_output/emdash_sample.docx
+++ b/tests/docx_verify_output/emdash_sample.docx
@@ -93,8 +93,8 @@
       </w:pPr>
     </w:p>
     <w:sectPr>
-      <w:headerReference xmlns:r="http://schemas.openxmlformats.org/officeDocument/2006/relationships" w:type="default" r:id="Rbee53250845c4bdd"/>
-      <w:footerReference xmlns:r="http://schemas.openxmlformats.org/officeDocument/2006/relationships" w:type="default" r:id="R5ebdf5e4040b4b8b"/>
+      <w:headerReference xmlns:r="http://schemas.openxmlformats.org/officeDocument/2006/relationships" w:type="default" r:id="R867dfccc808d47a6"/>
+      <w:footerReference xmlns:r="http://schemas.openxmlformats.org/officeDocument/2006/relationships" w:type="default" r:id="R38fa4881b168443b"/>
       <w:pgSz w:w="11906" w:h="16838"/>
       <w:pgMar w:top="1440" w:right="1440" w:bottom="1440" w:left="1440" w:header="576" w:footer="576" w:gutter="0"/>
       <w:pgBorders w:display="allPages" w:offsetFrom="page">

--- a/tests/docx_verify_output/emdash_sample.docx
+++ b/tests/docx_verify_output/emdash_sample.docx
@@ -93,8 +93,8 @@
       </w:pPr>
     </w:p>
     <w:sectPr>
-      <w:headerReference xmlns:r="http://schemas.openxmlformats.org/officeDocument/2006/relationships" w:type="default" r:id="Rbee53250845c4bdd"/>
-      <w:footerReference xmlns:r="http://schemas.openxmlformats.org/officeDocument/2006/relationships" w:type="default" r:id="R5ebdf5e4040b4b8b"/>
+      <w:headerReference xmlns:r="http://schemas.openxmlformats.org/officeDocument/2006/relationships" w:type="default" r:id="R1e92845282c6449e"/>
+      <w:footerReference xmlns:r="http://schemas.openxmlformats.org/officeDocument/2006/relationships" w:type="default" r:id="R0507975e04d94b4d"/>
       <w:pgSz w:w="11906" w:h="16838"/>
       <w:pgMar w:top="1440" w:right="1440" w:bottom="1440" w:left="1440" w:header="576" w:footer="576" w:gutter="0"/>
       <w:pgBorders w:display="allPages" w:offsetFrom="page">

--- a/tests/docx_verify_output/emdash_sample.docx
+++ b/tests/docx_verify_output/emdash_sample.docx
@@ -34,7 +34,7 @@
         <w:rPr>
           <w:rFonts w:ascii="Consolas" w:hAnsi="Consolas"/>
           <w:noProof/>
-          <w:color w:val="0000FF"/>
+          <w:color w:val="116329"/>
         </w:rPr>
         <w:t xml:space="preserve">int</w:t>
       </w:r>
@@ -42,7 +42,7 @@
         <w:rPr>
           <w:rFonts w:ascii="Consolas" w:hAnsi="Consolas"/>
           <w:noProof/>
-          <w:color w:val="24292E"/>
+          <w:color w:val="24292F"/>
         </w:rPr>
         <w:t xml:space="preserve"> x = --y;</w:t>
       </w:r>
@@ -93,16 +93,10 @@
       </w:pPr>
     </w:p>
     <w:sectPr>
-      <w:headerReference xmlns:r="http://schemas.openxmlformats.org/officeDocument/2006/relationships" w:type="default" r:id="R1e92845282c6449e"/>
-      <w:footerReference xmlns:r="http://schemas.openxmlformats.org/officeDocument/2006/relationships" w:type="default" r:id="R0507975e04d94b4d"/>
+      <w:headerReference xmlns:r="http://schemas.openxmlformats.org/officeDocument/2006/relationships" w:type="default" r:id="R8bd871d57c214c03"/>
+      <w:footerReference xmlns:r="http://schemas.openxmlformats.org/officeDocument/2006/relationships" w:type="default" r:id="Rff7075c7cdfd4785"/>
       <w:pgSz w:w="11906" w:h="16838"/>
       <w:pgMar w:top="1440" w:right="1440" w:bottom="1440" w:left="1440" w:header="576" w:footer="576" w:gutter="0"/>
-      <w:pgBorders w:display="allPages" w:offsetFrom="page">
-        <w:top w:val="single" w:color="D1D5DA" w:sz="8" w:space="24"/>
-        <w:left w:val="single" w:color="D1D5DA" w:sz="8" w:space="24"/>
-        <w:bottom w:val="single" w:color="D1D5DA" w:sz="8" w:space="24"/>
-        <w:right w:val="single" w:color="D1D5DA" w:sz="8" w:space="24"/>
-      </w:pgBorders>
     </w:sectPr>
   </w:body>
 </w:document>
@@ -362,7 +356,7 @@
   <w:docDefaults>
     <w:rPrDefault>
       <w:rPr>
-        <w:rFonts w:ascii="Calibri" w:hAnsi="Calibri" w:eastAsia="Calibri" w:cs="Calibri"/>
+        <w:rFonts w:ascii="Segoe UI Variable" w:hAnsi="Segoe UI Variable" w:eastAsia="Segoe UI Variable" w:cs="Segoe UI Variable"/>
         <w:color w:val="1b1f23"/>
         <w:kern w:val="16"/>
         <w:sz w:val="22"/>
@@ -415,7 +409,7 @@
     </w:pPr>
     <w:rPr>
       <w:b/>
-      <w:color w:val="000000"/>
+      <w:color w:val="090B0C"/>
       <w:sz w:val="32"/>
       <w:szCs w:val="32"/>
     </w:rPr>
@@ -432,7 +426,7 @@
     </w:pPr>
     <w:rPr>
       <w:b/>
-      <w:color w:val="000000"/>
+      <w:color w:val="121417"/>
       <w:sz w:val="28"/>
       <w:szCs w:val="28"/>
     </w:rPr>
@@ -449,7 +443,7 @@
     </w:pPr>
     <w:rPr>
       <w:b/>
-      <w:color w:val="000000"/>
+      <w:color w:val="1b1f23"/>
       <w:sz w:val="24"/>
       <w:szCs w:val="24"/>
     </w:rPr>
@@ -466,7 +460,7 @@
     </w:pPr>
     <w:rPr>
       <w:b/>
-      <w:color w:val="000000"/>
+      <w:color w:val="1b1f23"/>
       <w:sz w:val="22"/>
       <w:szCs w:val="22"/>
     </w:rPr>

--- a/tests/docx_verify_output/emdash_sample.docx
+++ b/tests/docx_verify_output/emdash_sample.docx
@@ -93,8 +93,8 @@
       </w:pPr>
     </w:p>
     <w:sectPr>
-      <w:headerReference xmlns:r="http://schemas.openxmlformats.org/officeDocument/2006/relationships" w:type="default" r:id="R8bd871d57c214c03"/>
-      <w:footerReference xmlns:r="http://schemas.openxmlformats.org/officeDocument/2006/relationships" w:type="default" r:id="Rff7075c7cdfd4785"/>
+      <w:headerReference xmlns:r="http://schemas.openxmlformats.org/officeDocument/2006/relationships" w:type="default" r:id="R5592b4e2880240a3"/>
+      <w:footerReference xmlns:r="http://schemas.openxmlformats.org/officeDocument/2006/relationships" w:type="default" r:id="Rcfd910381d164557"/>
       <w:pgSz w:w="11906" w:h="16838"/>
       <w:pgMar w:top="1440" w:right="1440" w:bottom="1440" w:left="1440" w:header="576" w:footer="576" w:gutter="0"/>
     </w:sectPr>

--- a/tests/docx_verify_output/emdash_sample.docx
+++ b/tests/docx_verify_output/emdash_sample.docx
@@ -93,8 +93,8 @@
       </w:pPr>
     </w:p>
     <w:sectPr>
-      <w:headerReference xmlns:r="http://schemas.openxmlformats.org/officeDocument/2006/relationships" w:type="default" r:id="R5592b4e2880240a3"/>
-      <w:footerReference xmlns:r="http://schemas.openxmlformats.org/officeDocument/2006/relationships" w:type="default" r:id="Rcfd910381d164557"/>
+      <w:headerReference xmlns:r="http://schemas.openxmlformats.org/officeDocument/2006/relationships" w:type="default" r:id="R70f03f5c31864f8e"/>
+      <w:footerReference xmlns:r="http://schemas.openxmlformats.org/officeDocument/2006/relationships" w:type="default" r:id="R1ef1b6166eb64f20"/>
       <w:pgSz w:w="11906" w:h="16838"/>
       <w:pgMar w:top="1440" w:right="1440" w:bottom="1440" w:left="1440" w:header="576" w:footer="576" w:gutter="0"/>
     </w:sectPr>

--- a/tests/docx_verify_output/emdash_sample.docx
+++ b/tests/docx_verify_output/emdash_sample.docx
@@ -93,8 +93,8 @@
       </w:pPr>
     </w:p>
     <w:sectPr>
-      <w:headerReference xmlns:r="http://schemas.openxmlformats.org/officeDocument/2006/relationships" w:type="default" r:id="R70f03f5c31864f8e"/>
-      <w:footerReference xmlns:r="http://schemas.openxmlformats.org/officeDocument/2006/relationships" w:type="default" r:id="R1ef1b6166eb64f20"/>
+      <w:headerReference xmlns:r="http://schemas.openxmlformats.org/officeDocument/2006/relationships" w:type="default" r:id="R94ff8b584a0e4993"/>
+      <w:footerReference xmlns:r="http://schemas.openxmlformats.org/officeDocument/2006/relationships" w:type="default" r:id="Rb26bc57d84e04724"/>
       <w:pgSz w:w="11906" w:h="16838"/>
       <w:pgMar w:top="1440" w:right="1440" w:bottom="1440" w:left="1440" w:header="576" w:footer="576" w:gutter="0"/>
     </w:sectPr>

--- a/tests/docx_verify_output/emdash_sample.docx
+++ b/tests/docx_verify_output/emdash_sample.docx
@@ -93,8 +93,8 @@
       </w:pPr>
     </w:p>
     <w:sectPr>
-      <w:headerReference xmlns:r="http://schemas.openxmlformats.org/officeDocument/2006/relationships" w:type="default" r:id="R94ff8b584a0e4993"/>
-      <w:footerReference xmlns:r="http://schemas.openxmlformats.org/officeDocument/2006/relationships" w:type="default" r:id="Rb26bc57d84e04724"/>
+      <w:headerReference xmlns:r="http://schemas.openxmlformats.org/officeDocument/2006/relationships" w:type="default" r:id="Rdf1430110e714ab0"/>
+      <w:footerReference xmlns:r="http://schemas.openxmlformats.org/officeDocument/2006/relationships" w:type="default" r:id="R0319be5527de469c"/>
       <w:pgSz w:w="11906" w:h="16838"/>
       <w:pgMar w:top="1440" w:right="1440" w:bottom="1440" w:left="1440" w:header="576" w:footer="576" w:gutter="0"/>
     </w:sectPr>

--- a/tests/docx_verify_output/emdash_sample.docx
+++ b/tests/docx_verify_output/emdash_sample.docx
@@ -93,8 +93,8 @@
       </w:pPr>
     </w:p>
     <w:sectPr>
-      <w:headerReference xmlns:r="http://schemas.openxmlformats.org/officeDocument/2006/relationships" w:type="default" r:id="Rdf1430110e714ab0"/>
-      <w:footerReference xmlns:r="http://schemas.openxmlformats.org/officeDocument/2006/relationships" w:type="default" r:id="R0319be5527de469c"/>
+      <w:headerReference xmlns:r="http://schemas.openxmlformats.org/officeDocument/2006/relationships" w:type="default" r:id="R7b5bd8275d3e4c4f"/>
+      <w:footerReference xmlns:r="http://schemas.openxmlformats.org/officeDocument/2006/relationships" w:type="default" r:id="R9e9384318d8c4e9c"/>
       <w:pgSz w:w="11906" w:h="16838"/>
       <w:pgMar w:top="1440" w:right="1440" w:bottom="1440" w:left="1440" w:header="576" w:footer="576" w:gutter="0"/>
     </w:sectPr>

--- a/tests/docx_verify_output/emdash_sample.docx
+++ b/tests/docx_verify_output/emdash_sample.docx
@@ -93,8 +93,8 @@
       </w:pPr>
     </w:p>
     <w:sectPr>
-      <w:headerReference xmlns:r="http://schemas.openxmlformats.org/officeDocument/2006/relationships" w:type="default" r:id="R7b5bd8275d3e4c4f"/>
-      <w:footerReference xmlns:r="http://schemas.openxmlformats.org/officeDocument/2006/relationships" w:type="default" r:id="R9e9384318d8c4e9c"/>
+      <w:headerReference xmlns:r="http://schemas.openxmlformats.org/officeDocument/2006/relationships" w:type="default" r:id="Rd11a5f0e8f9c4f16"/>
+      <w:footerReference xmlns:r="http://schemas.openxmlformats.org/officeDocument/2006/relationships" w:type="default" r:id="Rc29fccadc9534e99"/>
       <w:pgSz w:w="11906" w:h="16838"/>
       <w:pgMar w:top="1440" w:right="1440" w:bottom="1440" w:left="1440" w:header="576" w:footer="576" w:gutter="0"/>
     </w:sectPr>

--- a/tests/docx_verify_output/emdash_sample.docx
+++ b/tests/docx_verify_output/emdash_sample.docx
@@ -93,8 +93,8 @@
       </w:pPr>
     </w:p>
     <w:sectPr>
-      <w:headerReference xmlns:r="http://schemas.openxmlformats.org/officeDocument/2006/relationships" w:type="default" r:id="Rd11a5f0e8f9c4f16"/>
-      <w:footerReference xmlns:r="http://schemas.openxmlformats.org/officeDocument/2006/relationships" w:type="default" r:id="Rc29fccadc9534e99"/>
+      <w:headerReference xmlns:r="http://schemas.openxmlformats.org/officeDocument/2006/relationships" w:type="default" r:id="Rc4974c08bcf04693"/>
+      <w:footerReference xmlns:r="http://schemas.openxmlformats.org/officeDocument/2006/relationships" w:type="default" r:id="R14876b8e3e674edf"/>
       <w:pgSz w:w="11906" w:h="16838"/>
       <w:pgMar w:top="1440" w:right="1440" w:bottom="1440" w:left="1440" w:header="576" w:footer="576" w:gutter="0"/>
     </w:sectPr>

--- a/tests/docx_verify_output/emdash_sample.docx
+++ b/tests/docx_verify_output/emdash_sample.docx
@@ -93,8 +93,8 @@
       </w:pPr>
     </w:p>
     <w:sectPr>
-      <w:headerReference xmlns:r="http://schemas.openxmlformats.org/officeDocument/2006/relationships" w:type="default" r:id="Rc4974c08bcf04693"/>
-      <w:footerReference xmlns:r="http://schemas.openxmlformats.org/officeDocument/2006/relationships" w:type="default" r:id="R14876b8e3e674edf"/>
+      <w:headerReference xmlns:r="http://schemas.openxmlformats.org/officeDocument/2006/relationships" w:type="default" r:id="R36cafe7408ef42b8"/>
+      <w:footerReference xmlns:r="http://schemas.openxmlformats.org/officeDocument/2006/relationships" w:type="default" r:id="Re6049b3dd77740c7"/>
       <w:pgSz w:w="11906" w:h="16838"/>
       <w:pgMar w:top="1440" w:right="1440" w:bottom="1440" w:left="1440" w:header="576" w:footer="576" w:gutter="0"/>
     </w:sectPr>

--- a/tests/docx_verify_output/emdash_sample.docx
+++ b/tests/docx_verify_output/emdash_sample.docx
@@ -93,8 +93,8 @@
       </w:pPr>
     </w:p>
     <w:sectPr>
-      <w:headerReference xmlns:r="http://schemas.openxmlformats.org/officeDocument/2006/relationships" w:type="default" r:id="R36cafe7408ef42b8"/>
-      <w:footerReference xmlns:r="http://schemas.openxmlformats.org/officeDocument/2006/relationships" w:type="default" r:id="Re6049b3dd77740c7"/>
+      <w:headerReference xmlns:r="http://schemas.openxmlformats.org/officeDocument/2006/relationships" w:type="default" r:id="Ra7210e21f49d470d"/>
+      <w:footerReference xmlns:r="http://schemas.openxmlformats.org/officeDocument/2006/relationships" w:type="default" r:id="R0d25872fe7a447c4"/>
       <w:pgSz w:w="11906" w:h="16838"/>
       <w:pgMar w:top="1440" w:right="1440" w:bottom="1440" w:left="1440" w:header="576" w:footer="576" w:gutter="0"/>
     </w:sectPr>

--- a/tests/docx_verify_output/emdash_sample.docx
+++ b/tests/docx_verify_output/emdash_sample.docx
@@ -93,8 +93,8 @@
       </w:pPr>
     </w:p>
     <w:sectPr>
-      <w:headerReference xmlns:r="http://schemas.openxmlformats.org/officeDocument/2006/relationships" w:type="default" r:id="Ra7210e21f49d470d"/>
-      <w:footerReference xmlns:r="http://schemas.openxmlformats.org/officeDocument/2006/relationships" w:type="default" r:id="R0d25872fe7a447c4"/>
+      <w:headerReference xmlns:r="http://schemas.openxmlformats.org/officeDocument/2006/relationships" w:type="default" r:id="R04fafda399264479"/>
+      <w:footerReference xmlns:r="http://schemas.openxmlformats.org/officeDocument/2006/relationships" w:type="default" r:id="R722338126bc84795"/>
       <w:pgSz w:w="11906" w:h="16838"/>
       <w:pgMar w:top="1440" w:right="1440" w:bottom="1440" w:left="1440" w:header="576" w:footer="576" w:gutter="0"/>
     </w:sectPr>

--- a/tests/docx_verify_output/emdash_sample.docx
+++ b/tests/docx_verify_output/emdash_sample.docx
@@ -93,8 +93,8 @@
       </w:pPr>
     </w:p>
     <w:sectPr>
-      <w:headerReference xmlns:r="http://schemas.openxmlformats.org/officeDocument/2006/relationships" w:type="default" r:id="R04fafda399264479"/>
-      <w:footerReference xmlns:r="http://schemas.openxmlformats.org/officeDocument/2006/relationships" w:type="default" r:id="R722338126bc84795"/>
+      <w:headerReference xmlns:r="http://schemas.openxmlformats.org/officeDocument/2006/relationships" w:type="default" r:id="Rcf219d7bcec6417c"/>
+      <w:footerReference xmlns:r="http://schemas.openxmlformats.org/officeDocument/2006/relationships" w:type="default" r:id="R0095a23e61154cae"/>
       <w:pgSz w:w="11906" w:h="16838"/>
       <w:pgMar w:top="1440" w:right="1440" w:bottom="1440" w:left="1440" w:header="576" w:footer="576" w:gutter="0"/>
     </w:sectPr>

--- a/tests/docx_verify_output/emdash_sample.docx
+++ b/tests/docx_verify_output/emdash_sample.docx
@@ -93,8 +93,8 @@
       </w:pPr>
     </w:p>
     <w:sectPr>
-      <w:headerReference xmlns:r="http://schemas.openxmlformats.org/officeDocument/2006/relationships" w:type="default" r:id="Rcf219d7bcec6417c"/>
-      <w:footerReference xmlns:r="http://schemas.openxmlformats.org/officeDocument/2006/relationships" w:type="default" r:id="R0095a23e61154cae"/>
+      <w:headerReference xmlns:r="http://schemas.openxmlformats.org/officeDocument/2006/relationships" w:type="default" r:id="Re5671ed165b04e2b"/>
+      <w:footerReference xmlns:r="http://schemas.openxmlformats.org/officeDocument/2006/relationships" w:type="default" r:id="R5cdc712516784a5e"/>
       <w:pgSz w:w="11906" w:h="16838"/>
       <w:pgMar w:top="1440" w:right="1440" w:bottom="1440" w:left="1440" w:header="576" w:footer="576" w:gutter="0"/>
     </w:sectPr>

--- a/tests/docx_verify_output/emdash_sample.docx
+++ b/tests/docx_verify_output/emdash_sample.docx
@@ -93,8 +93,8 @@
       </w:pPr>
     </w:p>
     <w:sectPr>
-      <w:headerReference xmlns:r="http://schemas.openxmlformats.org/officeDocument/2006/relationships" w:type="default" r:id="Re5671ed165b04e2b"/>
-      <w:footerReference xmlns:r="http://schemas.openxmlformats.org/officeDocument/2006/relationships" w:type="default" r:id="R5cdc712516784a5e"/>
+      <w:headerReference xmlns:r="http://schemas.openxmlformats.org/officeDocument/2006/relationships" w:type="default" r:id="Rf07f8321bbe6455b"/>
+      <w:footerReference xmlns:r="http://schemas.openxmlformats.org/officeDocument/2006/relationships" w:type="default" r:id="R1ba4f3c8a49e4766"/>
       <w:pgSz w:w="11906" w:h="16838"/>
       <w:pgMar w:top="1440" w:right="1440" w:bottom="1440" w:left="1440" w:header="576" w:footer="576" w:gutter="0"/>
     </w:sectPr>

--- a/tests/docx_verify_output/emdash_sample.docx
+++ b/tests/docx_verify_output/emdash_sample.docx
@@ -93,8 +93,8 @@
       </w:pPr>
     </w:p>
     <w:sectPr>
-      <w:headerReference xmlns:r="http://schemas.openxmlformats.org/officeDocument/2006/relationships" w:type="default" r:id="Rf07f8321bbe6455b"/>
-      <w:footerReference xmlns:r="http://schemas.openxmlformats.org/officeDocument/2006/relationships" w:type="default" r:id="R1ba4f3c8a49e4766"/>
+      <w:headerReference xmlns:r="http://schemas.openxmlformats.org/officeDocument/2006/relationships" w:type="default" r:id="Rd3b00edb9a2c4c97"/>
+      <w:footerReference xmlns:r="http://schemas.openxmlformats.org/officeDocument/2006/relationships" w:type="default" r:id="Rbda46747235d46b3"/>
       <w:pgSz w:w="11906" w:h="16838"/>
       <w:pgMar w:top="1440" w:right="1440" w:bottom="1440" w:left="1440" w:header="576" w:footer="576" w:gutter="0"/>
     </w:sectPr>

--- a/tests/docx_verify_output/emdash_sample.docx
+++ b/tests/docx_verify_output/emdash_sample.docx
@@ -93,8 +93,8 @@
       </w:pPr>
     </w:p>
     <w:sectPr>
-      <w:headerReference xmlns:r="http://schemas.openxmlformats.org/officeDocument/2006/relationships" w:type="default" r:id="Rd3b00edb9a2c4c97"/>
-      <w:footerReference xmlns:r="http://schemas.openxmlformats.org/officeDocument/2006/relationships" w:type="default" r:id="Rbda46747235d46b3"/>
+      <w:headerReference xmlns:r="http://schemas.openxmlformats.org/officeDocument/2006/relationships" w:type="default" r:id="R3abf33995ef84101"/>
+      <w:footerReference xmlns:r="http://schemas.openxmlformats.org/officeDocument/2006/relationships" w:type="default" r:id="Rcddeac76ac31454b"/>
       <w:pgSz w:w="11906" w:h="16838"/>
       <w:pgMar w:top="1440" w:right="1440" w:bottom="1440" w:left="1440" w:header="576" w:footer="576" w:gutter="0"/>
     </w:sectPr>

--- a/tests/docx_verify_output/emdash_sample.docx
+++ b/tests/docx_verify_output/emdash_sample.docx
@@ -93,8 +93,8 @@
       </w:pPr>
     </w:p>
     <w:sectPr>
-      <w:headerReference xmlns:r="http://schemas.openxmlformats.org/officeDocument/2006/relationships" w:type="default" r:id="R3abf33995ef84101"/>
-      <w:footerReference xmlns:r="http://schemas.openxmlformats.org/officeDocument/2006/relationships" w:type="default" r:id="Rcddeac76ac31454b"/>
+      <w:headerReference xmlns:r="http://schemas.openxmlformats.org/officeDocument/2006/relationships" w:type="default" r:id="R5e8f17e638c74389"/>
+      <w:footerReference xmlns:r="http://schemas.openxmlformats.org/officeDocument/2006/relationships" w:type="default" r:id="R6d94b889e99843e3"/>
       <w:pgSz w:w="11906" w:h="16838"/>
       <w:pgMar w:top="1440" w:right="1440" w:bottom="1440" w:left="1440" w:header="576" w:footer="576" w:gutter="0"/>
     </w:sectPr>

--- a/tests/docx_verify_output/emdash_sample.docx
+++ b/tests/docx_verify_output/emdash_sample.docx
@@ -93,8 +93,8 @@
       </w:pPr>
     </w:p>
     <w:sectPr>
-      <w:headerReference xmlns:r="http://schemas.openxmlformats.org/officeDocument/2006/relationships" w:type="default" r:id="R5e8f17e638c74389"/>
-      <w:footerReference xmlns:r="http://schemas.openxmlformats.org/officeDocument/2006/relationships" w:type="default" r:id="R6d94b889e99843e3"/>
+      <w:headerReference xmlns:r="http://schemas.openxmlformats.org/officeDocument/2006/relationships" w:type="default" r:id="R58ee119443b84a20"/>
+      <w:footerReference xmlns:r="http://schemas.openxmlformats.org/officeDocument/2006/relationships" w:type="default" r:id="R4d3e9d00d3e34bc4"/>
       <w:pgSz w:w="11906" w:h="16838"/>
       <w:pgMar w:top="1440" w:right="1440" w:bottom="1440" w:left="1440" w:header="576" w:footer="576" w:gutter="0"/>
     </w:sectPr>

--- a/tests/docx_verify_output/emdash_sample.docx
+++ b/tests/docx_verify_output/emdash_sample.docx
@@ -93,8 +93,8 @@
       </w:pPr>
     </w:p>
     <w:sectPr>
-      <w:headerReference xmlns:r="http://schemas.openxmlformats.org/officeDocument/2006/relationships" w:type="default" r:id="R58ee119443b84a20"/>
-      <w:footerReference xmlns:r="http://schemas.openxmlformats.org/officeDocument/2006/relationships" w:type="default" r:id="R4d3e9d00d3e34bc4"/>
+      <w:headerReference xmlns:r="http://schemas.openxmlformats.org/officeDocument/2006/relationships" w:type="default" r:id="R6f8c757d5256423a"/>
+      <w:footerReference xmlns:r="http://schemas.openxmlformats.org/officeDocument/2006/relationships" w:type="default" r:id="R26fb7f9a158747ab"/>
       <w:pgSz w:w="11906" w:h="16838"/>
       <w:pgMar w:top="1440" w:right="1440" w:bottom="1440" w:left="1440" w:header="576" w:footer="576" w:gutter="0"/>
     </w:sectPr>

--- a/tests/docx_verify_output/emdash_sample.docx
+++ b/tests/docx_verify_output/emdash_sample.docx
@@ -93,8 +93,8 @@
       </w:pPr>
     </w:p>
     <w:sectPr>
-      <w:headerReference xmlns:r="http://schemas.openxmlformats.org/officeDocument/2006/relationships" w:type="default" r:id="R6f8c757d5256423a"/>
-      <w:footerReference xmlns:r="http://schemas.openxmlformats.org/officeDocument/2006/relationships" w:type="default" r:id="R26fb7f9a158747ab"/>
+      <w:headerReference xmlns:r="http://schemas.openxmlformats.org/officeDocument/2006/relationships" w:type="default" r:id="R4ebb0fc9912743ed"/>
+      <w:footerReference xmlns:r="http://schemas.openxmlformats.org/officeDocument/2006/relationships" w:type="default" r:id="Ree60bab07e8441bf"/>
       <w:pgSz w:w="11906" w:h="16838"/>
       <w:pgMar w:top="1440" w:right="1440" w:bottom="1440" w:left="1440" w:header="576" w:footer="576" w:gutter="0"/>
     </w:sectPr>

--- a/tests/docx_verify_output/emdash_sample.docx
+++ b/tests/docx_verify_output/emdash_sample.docx
@@ -93,8 +93,8 @@
       </w:pPr>
     </w:p>
     <w:sectPr>
-      <w:headerReference xmlns:r="http://schemas.openxmlformats.org/officeDocument/2006/relationships" w:type="default" r:id="R4ebb0fc9912743ed"/>
-      <w:footerReference xmlns:r="http://schemas.openxmlformats.org/officeDocument/2006/relationships" w:type="default" r:id="Ree60bab07e8441bf"/>
+      <w:headerReference xmlns:r="http://schemas.openxmlformats.org/officeDocument/2006/relationships" w:type="default" r:id="Re2bfba51985c4a13"/>
+      <w:footerReference xmlns:r="http://schemas.openxmlformats.org/officeDocument/2006/relationships" w:type="default" r:id="Rc751954af6ad49d4"/>
       <w:pgSz w:w="11906" w:h="16838"/>
       <w:pgMar w:top="1440" w:right="1440" w:bottom="1440" w:left="1440" w:header="576" w:footer="576" w:gutter="0"/>
     </w:sectPr>

--- a/tests/docx_verify_output/emdash_sample.docx
+++ b/tests/docx_verify_output/emdash_sample.docx
@@ -93,8 +93,8 @@
       </w:pPr>
     </w:p>
     <w:sectPr>
-      <w:headerReference xmlns:r="http://schemas.openxmlformats.org/officeDocument/2006/relationships" w:type="default" r:id="R4ebb0fc9912743ed"/>
-      <w:footerReference xmlns:r="http://schemas.openxmlformats.org/officeDocument/2006/relationships" w:type="default" r:id="Ree60bab07e8441bf"/>
+      <w:headerReference xmlns:r="http://schemas.openxmlformats.org/officeDocument/2006/relationships" w:type="default" r:id="R554b6f67b05f4659"/>
+      <w:footerReference xmlns:r="http://schemas.openxmlformats.org/officeDocument/2006/relationships" w:type="default" r:id="R5af1e37729484b03"/>
       <w:pgSz w:w="11906" w:h="16838"/>
       <w:pgMar w:top="1440" w:right="1440" w:bottom="1440" w:left="1440" w:header="576" w:footer="576" w:gutter="0"/>
     </w:sectPr>

--- a/tests/docx_verify_output/emdash_sample.docx
+++ b/tests/docx_verify_output/emdash_sample.docx
@@ -93,8 +93,8 @@
       </w:pPr>
     </w:p>
     <w:sectPr>
-      <w:headerReference xmlns:r="http://schemas.openxmlformats.org/officeDocument/2006/relationships" w:type="default" r:id="R4ebb0fc9912743ed"/>
-      <w:footerReference xmlns:r="http://schemas.openxmlformats.org/officeDocument/2006/relationships" w:type="default" r:id="Ree60bab07e8441bf"/>
+      <w:headerReference xmlns:r="http://schemas.openxmlformats.org/officeDocument/2006/relationships" w:type="default" r:id="R7e81a54e87104367"/>
+      <w:footerReference xmlns:r="http://schemas.openxmlformats.org/officeDocument/2006/relationships" w:type="default" r:id="R166f990db2a14837"/>
       <w:pgSz w:w="11906" w:h="16838"/>
       <w:pgMar w:top="1440" w:right="1440" w:bottom="1440" w:left="1440" w:header="576" w:footer="576" w:gutter="0"/>
     </w:sectPr>

--- a/tests/docx_verify_output/emdash_sample.docx
+++ b/tests/docx_verify_output/emdash_sample.docx
@@ -93,8 +93,8 @@
       </w:pPr>
     </w:p>
     <w:sectPr>
-      <w:headerReference xmlns:r="http://schemas.openxmlformats.org/officeDocument/2006/relationships" w:type="default" r:id="R4ebb0fc9912743ed"/>
-      <w:footerReference xmlns:r="http://schemas.openxmlformats.org/officeDocument/2006/relationships" w:type="default" r:id="Ree60bab07e8441bf"/>
+      <w:headerReference xmlns:r="http://schemas.openxmlformats.org/officeDocument/2006/relationships" w:type="default" r:id="Rb41a94b74ff645bb"/>
+      <w:footerReference xmlns:r="http://schemas.openxmlformats.org/officeDocument/2006/relationships" w:type="default" r:id="Red3b3e96b45847dd"/>
       <w:pgSz w:w="11906" w:h="16838"/>
       <w:pgMar w:top="1440" w:right="1440" w:bottom="1440" w:left="1440" w:header="576" w:footer="576" w:gutter="0"/>
     </w:sectPr>
